--- a/tailored_resumes_daily_20261025_210622/EY_Government_and_Infrastruc_4454651837/VipulSapra_Resume.docx
+++ b/tailored_resumes_daily_20261025_210622/EY_Government_and_Infrastruc_4454651837/VipulSapra_Resume.docx
@@ -586,7 +586,7 @@
       <w:r>
         <w:rPr>
         </w:rPr>
-        <w:t xml:space="preserve">Data-Ingestion &amp; ETL Pipelines, Dimensional Data Modeling (Star/Snowflake), Slowly Changing Dimensions (SCD Type 1/2), Workflow Automation &amp; Power Platform Solutions, Predictive Modeling &amp; Machine Learning, Data Quality Audits &amp; Firewalls, Root-Cause Analysis (RCA) &amp; Defect Resolution, Agile Solution Lifecycle &amp; Source Control</w:t>
+        <w:t xml:space="preserve">Generative AI &amp; LLMs, Agentic AI, Autonomous Workflows, MLOps, Autonomous Anomaly Detection, Predictive Modeling, Time-Series Forecasting (SARIMA), Data Engineering, ETL/ELT Pipelines, Dimensional Modeling (Star/Snowflake, SCD Type 1/2), Data Governance &amp; Lineage, Automated Testing &amp; QA, Performance Optimization, Semantic Modeling.</w:t>
       </w:r>
     </w:p>
     <w:p>
@@ -599,141 +599,14 @@
       </w:pPr>
       <w:r>
         <w:rPr>
-          <w:b/>
-        </w:rPr>
-        <w:t xml:space="preserve">Programming Languages and Tools: </w:t>
-      </w:r>
-      <w:r>
-        <w:rPr>
-          <w:rFonts w:hint="default" w:asciiTheme="minorHAnsi" w:hAnsiTheme="minorHAnsi" w:cstheme="minorHAnsi"/>
-          <w:lang w:val="en-US"/>
-        </w:rPr>
-        <w:t xml:space="preserve">Agentic AI powered KIRO IDE, </w:t>
-      </w:r>
-      <w:r>
-        <w:rPr>
-          <w:rFonts w:asciiTheme="minorHAnsi" w:hAnsiTheme="minorHAnsi" w:cstheme="minorHAnsi"/>
-        </w:rPr>
-        <w:t xml:space="preserve">SQL, Python, </w:t>
-      </w:r>
-      <w:r>
-        <w:rPr>
-          <w:rFonts w:asciiTheme="minorHAnsi" w:hAnsiTheme="minorHAnsi" w:eastAsiaTheme="minorHAnsi" w:cstheme="minorHAnsi"/>
-          <w:lang w:bidi="ar-SA"/>
-        </w:rPr>
-        <w:t>UNIX Shell Scripting,</w:t>
-      </w:r>
-      <w:r>
-        <w:rPr>
-          <w:rFonts w:asciiTheme="minorHAnsi" w:hAnsiTheme="minorHAnsi" w:cstheme="minorHAnsi"/>
-        </w:rPr>
-        <w:t xml:space="preserve"> Redshift, </w:t>
-      </w:r>
-      <w:r>
-        <w:rPr>
-          <w:rFonts w:asciiTheme="minorHAnsi" w:hAnsiTheme="minorHAnsi" w:eastAsiaTheme="minorHAnsi" w:cstheme="minorHAnsi"/>
-          <w:lang w:bidi="ar-SA"/>
-        </w:rPr>
-        <w:t>Teradata,</w:t>
-      </w:r>
-      <w:r>
-        <w:rPr>
-          <w:rFonts w:asciiTheme="minorHAnsi" w:hAnsiTheme="minorHAnsi" w:cstheme="minorHAnsi"/>
-        </w:rPr>
-        <w:t xml:space="preserve"> Snowflake,</w:t>
-      </w:r>
-      <w:r>
-        <w:rPr>
-          <w:rFonts w:hint="default" w:asciiTheme="minorHAnsi" w:hAnsiTheme="minorHAnsi" w:cstheme="minorHAnsi"/>
-          <w:lang w:val="en-US"/>
-        </w:rPr>
-        <w:t xml:space="preserve"> </w:t>
-      </w:r>
-      <w:r>
-        <w:rPr>
-          <w:rFonts w:asciiTheme="minorHAnsi" w:hAnsiTheme="minorHAnsi" w:cstheme="minorHAnsi"/>
-        </w:rPr>
-        <w:t>Apache Spark, Hadoop</w:t>
-      </w:r>
-      <w:r>
-        <w:rPr>
-          <w:rFonts w:hint="default" w:asciiTheme="minorHAnsi" w:hAnsiTheme="minorHAnsi" w:cstheme="minorHAnsi"/>
-          <w:lang w:val="en-US"/>
-        </w:rPr>
-        <w:t xml:space="preserve">, </w:t>
-      </w:r>
-      <w:r>
-        <w:rPr>
-          <w:rFonts w:asciiTheme="minorHAnsi" w:hAnsiTheme="minorHAnsi" w:cstheme="minorHAnsi"/>
-        </w:rPr>
-        <w:t>MSTR, Tableau,</w:t>
-      </w:r>
-      <w:r>
-        <w:rPr>
-          <w:rFonts w:hint="default" w:asciiTheme="minorHAnsi" w:hAnsiTheme="minorHAnsi" w:cstheme="minorHAnsi"/>
-          <w:lang w:val="en-US"/>
-        </w:rPr>
-        <w:t xml:space="preserve"> </w:t>
-      </w:r>
-      <w:r>
-        <w:rPr>
-          <w:rFonts w:asciiTheme="minorHAnsi" w:hAnsiTheme="minorHAnsi" w:cstheme="minorHAnsi"/>
-        </w:rPr>
-        <w:t>TensorFlow, Keras, XGBoost, Scikit-Learn</w:t>
-      </w:r>
-      <w:r>
-        <w:rPr>
-          <w:rFonts w:hint="default" w:asciiTheme="minorHAnsi" w:hAnsiTheme="minorHAnsi" w:cstheme="minorHAnsi"/>
-          <w:lang w:val="en-US"/>
-        </w:rPr>
-        <w:t>,</w:t>
-      </w:r>
-      <w:r>
-        <w:rPr>
-          <w:rFonts w:asciiTheme="minorHAnsi" w:hAnsiTheme="minorHAnsi" w:cstheme="minorHAnsi"/>
-        </w:rPr>
-        <w:t xml:space="preserve"> JIRA, </w:t>
-      </w:r>
-      <w:r>
-        <w:rPr>
-          <w:rFonts w:asciiTheme="minorHAnsi" w:hAnsiTheme="minorHAnsi" w:cstheme="minorHAnsi"/>
-          <w:bCs/>
-        </w:rPr>
-        <w:t>Collibra</w:t>
-      </w:r>
-      <w:r>
-        <w:rPr>
-          <w:rFonts w:hint="default" w:asciiTheme="minorHAnsi" w:hAnsiTheme="minorHAnsi" w:cstheme="minorHAnsi"/>
-          <w:bCs/>
-          <w:lang w:val="en-US"/>
-        </w:rPr>
-        <w:t xml:space="preserve">, </w:t>
-      </w:r>
-      <w:r>
-        <w:rPr>
-          <w:rFonts w:asciiTheme="minorHAnsi" w:hAnsiTheme="minorHAnsi" w:cstheme="minorHAnsi"/>
-        </w:rPr>
-        <w:t>One Automation,</w:t>
-      </w:r>
-      <w:r>
-        <w:rPr>
-          <w:rFonts w:hint="default" w:asciiTheme="minorHAnsi" w:hAnsiTheme="minorHAnsi" w:cstheme="minorHAnsi"/>
-          <w:lang w:val="en-US"/>
-        </w:rPr>
-        <w:t xml:space="preserve"> Airflow, </w:t>
-      </w:r>
-      <w:r>
-        <w:rPr>
-          <w:rFonts w:asciiTheme="minorHAnsi" w:hAnsiTheme="minorHAnsi" w:cstheme="minorHAnsi"/>
-        </w:rPr>
-        <w:t>Microsoft Excel</w:t>
-      </w:r>
-      <w:r>
-        <w:rPr>
-          <w:rFonts w:hint="default" w:asciiTheme="minorHAnsi" w:hAnsiTheme="minorHAnsi" w:cstheme="minorHAnsi"/>
-          <w:lang w:val="en-US"/>
-        </w:rPr>
-        <w:t>.</w:t>
+          <w:b xmlns:w="http://schemas.openxmlformats.org/wordprocessingml/2006/main"/>
+        </w:rPr>
+        <w:t>Programming Languages and Tools: </w:t>
+      </w:r>
+      <w:r>
+        <w:rPr>
+        </w:rPr>
+        <w:t xml:space="preserve">KIRO IDE, Copilot, Python, PySpark, XGBoost, Scikit-Learn, SARIMA, Azure (ADF, Databricks, Synapse, Azure SQL), AWS (S3, Redshift), Snowflake, Apache Spark, Power BI (DAX), Tableau, Collibra, SQL, Power Automate, Power Apps.</w:t>
       </w:r>
     </w:p>
     <w:p>
@@ -918,7 +791,7 @@
           <w:bCs/>
           <w:lang w:val="en-US" w:bidi="ar-SA"/>
         </w:rPr>
-        <w:t xml:space="preserve">Senior Data, Application &amp; Automation Engineer &amp; AI Engineer </w:t>
+        <w:t xml:space="preserve">Senior Data, Application &amp; Automation Engineer - AI &amp; Cloud Platforms </w:t>
       </w:r>
       <w:r>
         <w:rPr>
@@ -1003,53 +876,22 @@
       </w:pPr>
       <w:r>
         <w:rPr>
-          <w:rFonts w:hint="default" w:ascii="Calibri" w:hAnsi="Calibri" w:cs="Calibri"/>
-          <w:b/>
-          <w:bCs/>
-          <w:sz w:val="22"/>
-          <w:szCs w:val="22"/>
-        </w:rPr>
-        <w:t>Engineered an enterprise AI-driven reporting platform</w:t>
-      </w:r>
-      <w:r>
-        <w:rPr>
-          <w:rFonts w:hint="default" w:ascii="Calibri" w:hAnsi="Calibri" w:cs="Calibri"/>
-          <w:sz w:val="22"/>
-          <w:szCs w:val="22"/>
-        </w:rPr>
-        <w:t xml:space="preserve"> that autonomously answers ad-hoc data questions, streamlining scheduled report delivery and reducing manual reporting turnaround for business stakeholders.</w:t>
-      </w:r>
-      <w:r>
-        <w:rPr>
-          <w:rFonts w:hint="default" w:ascii="Calibri" w:hAnsi="Calibri" w:cs="Calibri"/>
-          <w:b w:val="0"/>
-          <w:bCs w:val="0"/>
-          <w:sz w:val="22"/>
-          <w:szCs w:val="22"/>
-          <w:lang w:val="en-US"/>
-        </w:rPr>
-        <w:t xml:space="preserve"> </w:t>
-      </w:r>
-      <w:r>
-        <w:rPr>
-          <w:rFonts w:hint="default" w:asciiTheme="minorHAnsi" w:hAnsiTheme="minorHAnsi" w:cstheme="minorHAnsi"/>
-          <w:b/>
-          <w:bCs/>
-          <w:sz w:val="22"/>
-          <w:szCs w:val="22"/>
-          <w:lang w:val="en-US"/>
-        </w:rPr>
-        <w:t>Agentic AI powered KIRO IDE</w:t>
-      </w:r>
-      <w:r>
-        <w:rPr>
-          <w:rFonts w:hint="default" w:ascii="Calibri" w:hAnsi="Calibri" w:cs="Calibri"/>
-          <w:b w:val="0"/>
-          <w:bCs w:val="0"/>
-          <w:sz w:val="22"/>
-          <w:szCs w:val="22"/>
-        </w:rPr>
-        <w:t>.</w:t>
+          <w:rFonts xmlns:w="http://schemas.openxmlformats.org/wordprocessingml/2006/main" w:hint="default" w:ascii="Calibri" w:hAnsi="Calibri" w:cs="Calibri"/>
+          <w:b xmlns:w="http://schemas.openxmlformats.org/wordprocessingml/2006/main"/>
+          <w:bCs xmlns:w="http://schemas.openxmlformats.org/wordprocessingml/2006/main"/>
+          <w:sz xmlns:w="http://schemas.openxmlformats.org/wordprocessingml/2006/main" w:val="22"/>
+          <w:szCs xmlns:w="http://schemas.openxmlformats.org/wordprocessingml/2006/main" w:val="22"/>
+        </w:rPr>
+        <w:t>Architected and deployed custom autonomous agentic workflows </w:t>
+      </w:r>
+      <w:r>
+        <w:rPr>
+          <w:rFonts xmlns:w="http://schemas.openxmlformats.org/wordprocessingml/2006/main" w:hint="default" w:ascii="Calibri" w:hAnsi="Calibri" w:cs="Calibri"/>
+          <w:bCs xmlns:w="http://schemas.openxmlformats.org/wordprocessingml/2006/main"/>
+          <w:sz xmlns:w="http://schemas.openxmlformats.org/wordprocessingml/2006/main" w:val="22"/>
+          <w:szCs xmlns:w="http://schemas.openxmlformats.org/wordprocessingml/2006/main" w:val="22"/>
+        </w:rPr>
+        <w:t xml:space="preserve">(KIRO IDE, prompt orchestration, Copilot) to automate schema discovery, data profiling, and code migration, reducing manual delivery turnaround by 40-50% while ensuring strict adherence to enterprise release standards.</w:t>
       </w:r>
     </w:p>
     <w:p>
@@ -1072,50 +914,22 @@
       </w:pPr>
       <w:r>
         <w:rPr>
-          <w:rFonts w:hint="default" w:ascii="Calibri" w:hAnsi="Calibri" w:cs="Calibri"/>
-          <w:b/>
-          <w:bCs/>
-          <w:sz w:val="22"/>
-          <w:szCs w:val="22"/>
-        </w:rPr>
-        <w:t>Engineered a custom Data Profiler tool</w:t>
-      </w:r>
-      <w:r>
-        <w:rPr>
-          <w:rFonts w:hint="default" w:ascii="Calibri" w:hAnsi="Calibri" w:cs="Calibri"/>
-          <w:sz w:val="22"/>
-          <w:szCs w:val="22"/>
-        </w:rPr>
-        <w:t xml:space="preserve"> using </w:t>
-      </w:r>
-      <w:r>
-        <w:rPr>
-          <w:rFonts w:hint="default" w:ascii="Calibri" w:hAnsi="Calibri" w:cs="Calibri"/>
-          <w:b/>
-          <w:bCs/>
-          <w:sz w:val="22"/>
-          <w:szCs w:val="22"/>
-          <w:lang w:val="en-US"/>
-        </w:rPr>
-        <w:t xml:space="preserve">Agentic AI powered </w:t>
-      </w:r>
-      <w:r>
-        <w:rPr>
-          <w:rFonts w:hint="default" w:ascii="Calibri" w:hAnsi="Calibri" w:cs="Calibri"/>
-          <w:b/>
-          <w:bCs/>
-          <w:sz w:val="22"/>
-          <w:szCs w:val="22"/>
-        </w:rPr>
-        <w:t>KIRO IDE</w:t>
-      </w:r>
-      <w:r>
-        <w:rPr>
-          <w:rFonts w:hint="default" w:ascii="Calibri" w:hAnsi="Calibri" w:cs="Calibri"/>
-          <w:sz w:val="22"/>
-          <w:szCs w:val="22"/>
-        </w:rPr>
-        <w:t xml:space="preserve"> to automate the initial assessment of raw datasets, reducing the time spent on manual data discovery by over 40%.</w:t>
+          <w:rFonts xmlns:w="http://schemas.openxmlformats.org/wordprocessingml/2006/main" w:hint="default" w:ascii="Calibri" w:hAnsi="Calibri" w:cs="Calibri"/>
+          <w:b xmlns:w="http://schemas.openxmlformats.org/wordprocessingml/2006/main"/>
+          <w:bCs xmlns:w="http://schemas.openxmlformats.org/wordprocessingml/2006/main"/>
+          <w:sz xmlns:w="http://schemas.openxmlformats.org/wordprocessingml/2006/main" w:val="22"/>
+          <w:szCs xmlns:w="http://schemas.openxmlformats.org/wordprocessingml/2006/main" w:val="22"/>
+        </w:rPr>
+        <w:t>Engineered autonomous machine learning anomaly detection frameworks </w:t>
+      </w:r>
+      <w:r>
+        <w:rPr>
+          <w:rFonts xmlns:w="http://schemas.openxmlformats.org/wordprocessingml/2006/main" w:hint="default" w:ascii="Calibri" w:hAnsi="Calibri" w:cs="Calibri"/>
+          <w:bCs xmlns:w="http://schemas.openxmlformats.org/wordprocessingml/2006/main"/>
+          <w:sz xmlns:w="http://schemas.openxmlformats.org/wordprocessingml/2006/main" w:val="22"/>
+          <w:szCs xmlns:w="http://schemas.openxmlformats.org/wordprocessingml/2006/main" w:val="22"/>
+        </w:rPr>
+        <w:t xml:space="preserve">identifying schema variations, distribution drift, and ETL discrepancies with 95% precision, directly safeguarding downstream BI, database integrations, and pipeline integrity for critical business applications.</w:t>
       </w:r>
     </w:p>
     <w:p>
@@ -1144,7 +958,7 @@
           <w:sz xmlns:w="http://schemas.openxmlformats.org/wordprocessingml/2006/main" w:val="22"/>
           <w:szCs xmlns:w="http://schemas.openxmlformats.org/wordprocessingml/2006/main" w:val="22"/>
         </w:rPr>
-        <w:t>Architected high-performance SQL stored procedures, dimensional </w:t>
+        <w:t>Developed high-throughput distributed cloud data pipelines </w:t>
       </w:r>
       <w:r>
         <w:rPr>
@@ -1153,7 +967,7 @@
           <w:sz xmlns:w="http://schemas.openxmlformats.org/wordprocessingml/2006/main" w:val="22"/>
           <w:szCs xmlns:w="http://schemas.openxmlformats.org/wordprocessingml/2006/main" w:val="22"/>
         </w:rPr>
-        <w:t xml:space="preserve">data models (Star/Snowflake schemas), and Slowly Changing Dimensions (SCD Type 1/2) ensuring robust data-ingestion, extraction, transformation, loading, and validation processes supporting enterprise-scale operational workflows.</w:t>
+        <w:t xml:space="preserve">and dimensional models (Star/Snowflake schemas, SCD Type 1/2) utilizing Azure (ADF, Databricks, Synapse, SQL) and AWS (S3, Redshift) to crunch hundreds of terabytes with 99.9% data availability SLAs.</w:t>
       </w:r>
     </w:p>
     <w:p>
@@ -1184,7 +998,7 @@
           <w:szCs xmlns:w="http://schemas.openxmlformats.org/wordprocessingml/2006/main" w:val="22"/>
           <w:lang xmlns:w="http://schemas.openxmlformats.org/wordprocessingml/2006/main" w:val="en-US"/>
         </w:rPr>
-        <w:t>Engineered automated data quality audit frameworks, anomaly </w:t>
+        <w:t>Engineered automated testing and evaluation frameworks </w:t>
       </w:r>
       <w:r>
         <w:rPr>
@@ -1194,7 +1008,7 @@
           <w:szCs xmlns:w="http://schemas.openxmlformats.org/wordprocessingml/2006/main" w:val="22"/>
           <w:lang xmlns:w="http://schemas.openxmlformats.org/wordprocessingml/2006/main" w:val="en-US"/>
         </w:rPr>
-        <w:t xml:space="preserve">detection systems (95% accuracy), and Power Automate workflow integrations that reduced operational turnaround by over 80% and minimized recurring data discrepancies.</w:t>
+        <w:t xml:space="preserve">for conversational AI platforms (SpectrumIQ) and workflow automations, cutting manual QA turnaround by 50% and accelerating production release cycles across distributed enterprise environments.</w:t>
       </w:r>
     </w:p>
     <w:p>
@@ -1224,7 +1038,7 @@
           <w:sz xmlns:w="http://schemas.openxmlformats.org/wordprocessingml/2006/main" w:val="22"/>
           <w:szCs xmlns:w="http://schemas.openxmlformats.org/wordprocessingml/2006/main" w:val="22"/>
         </w:rPr>
-        <w:t>Developed advanced predictive models and analytics products </w:t>
+        <w:t>Built automated data quality reconciliation firewalls </w:t>
       </w:r>
       <w:r>
         <w:rPr>
@@ -1233,7 +1047,7 @@
           <w:sz xmlns:w="http://schemas.openxmlformats.org/wordprocessingml/2006/main" w:val="22"/>
           <w:szCs xmlns:w="http://schemas.openxmlformats.org/wordprocessingml/2006/main" w:val="22"/>
         </w:rPr>
-        <w:t xml:space="preserve">(SARIMA, XGBoost, Scikit-Learn) integrated with Power BI semantic models and executive KOM dashboards, optimizing workforce capacity planning and decision-making by 20%.</w:t>
+        <w:t xml:space="preserve">and integrated Collibra data lineage to reduce operational turnaround by over 80%, ensuring compliance with robust data governance, security, and access control policies.</w:t>
       </w:r>
     </w:p>
     <w:p>
@@ -1249,21 +1063,12 @@
       </w:pPr>
       <w:r>
         <w:rPr>
-          <w:rFonts w:hint="default" w:asciiTheme="minorHAnsi" w:hAnsiTheme="minorHAnsi" w:eastAsiaTheme="minorHAnsi" w:cstheme="minorHAnsi"/>
-          <w:b/>
-          <w:bCs/>
-          <w:lang w:val="en-US" w:bidi="ar-SA"/>
-        </w:rPr>
-        <w:t>ETL Developer</w:t>
-      </w:r>
-      <w:r>
-        <w:rPr>
-          <w:rFonts w:hint="default" w:ascii="Calibri" w:hAnsi="Calibri" w:cs="Calibri"/>
-          <w:sz w:val="22"/>
-          <w:szCs w:val="22"/>
-          <w:lang w:val="en-US"/>
-        </w:rPr>
-        <w:t xml:space="preserve"> </w:t>
+          <w:rFonts xmlns:w="http://schemas.openxmlformats.org/wordprocessingml/2006/main" w:hint="default" w:asciiTheme="minorHAnsi" w:hAnsiTheme="minorHAnsi" w:eastAsiaTheme="minorHAnsi" w:cstheme="minorHAnsi"/>
+          <w:b xmlns:w="http://schemas.openxmlformats.org/wordprocessingml/2006/main"/>
+          <w:bCs xmlns:w="http://schemas.openxmlformats.org/wordprocessingml/2006/main"/>
+          <w:lang xmlns:w="http://schemas.openxmlformats.org/wordprocessingml/2006/main" w:val="en-US" w:bidi="ar-SA"/>
+        </w:rPr>
+        <w:t>Data Scientist &amp; Machine Learning Specialist</w:t>
       </w:r>
     </w:p>
     <w:p>
@@ -1292,7 +1097,7 @@
           <w:sz xmlns:w="http://schemas.openxmlformats.org/wordprocessingml/2006/main" w:val="22"/>
           <w:szCs xmlns:w="http://schemas.openxmlformats.org/wordprocessingml/2006/main" w:val="22"/>
         </w:rPr>
-        <w:t>Spearheaded Agentic AI and prompt engineering initiatives (KIRO IDE) </w:t>
+        <w:t>Built and deployed predictive machine learning models </w:t>
       </w:r>
       <w:r>
         <w:rPr>
@@ -1301,7 +1106,7 @@
           <w:sz xmlns:w="http://schemas.openxmlformats.org/wordprocessingml/2006/main" w:val="22"/>
           <w:szCs xmlns:w="http://schemas.openxmlformats.org/wordprocessingml/2006/main" w:val="22"/>
         </w:rPr>
-        <w:t xml:space="preserve">for automated profiling, accelerating delivery cycles by 40% while maintaining 99.9% data availability SLA through proactive Airflow/One Automation monitoring and RCA postmortems.</w:t>
+        <w:t xml:space="preserve">(XGBoost, Random Forests, Scikit-Learn) predicting customer behavior, delivering actionable telemetry and data-driven insights that improved overall service reliability by 20%.</w:t>
       </w:r>
     </w:p>
     <w:p>
@@ -1330,7 +1135,7 @@
           <w:sz xmlns:w="http://schemas.openxmlformats.org/wordprocessingml/2006/main" w:val="22"/>
           <w:szCs xmlns:w="http://schemas.openxmlformats.org/wordprocessingml/2006/main" w:val="22"/>
         </w:rPr>
-        <w:t>Designed relational database schemas and optimized complex </w:t>
+        <w:t>Architected advanced time-series forecasting models </w:t>
       </w:r>
       <w:r>
         <w:rPr>
@@ -1339,7 +1144,7 @@
           <w:sz xmlns:w="http://schemas.openxmlformats.org/wordprocessingml/2006/main" w:val="22"/>
           <w:szCs xmlns:w="http://schemas.openxmlformats.org/wordprocessingml/2006/main" w:val="22"/>
         </w:rPr>
-        <w:t xml:space="preserve">SQL queries to extract, transform, and load large datasets, improving query performance and ensuring data integrity for academic research systems.</w:t>
+        <w:t xml:space="preserve">(SARIMA) to predict truck rolls and field support demand, optimizing workforce capacity allocation, resource scheduling, and reducing operational response times by 20%.</w:t>
       </w:r>
     </w:p>
     <w:p>
@@ -1362,39 +1167,22 @@
       </w:pPr>
       <w:r>
         <w:rPr>
-          <w:rFonts w:hint="default" w:ascii="Calibri" w:hAnsi="Calibri" w:eastAsia="SimSun" w:cs="Calibri"/>
-          <w:b/>
-          <w:bCs/>
-          <w:sz w:val="22"/>
-          <w:szCs w:val="22"/>
-        </w:rPr>
-        <w:t>Engineered an automated, notification-driven Data Quality Audit framework</w:t>
-      </w:r>
-      <w:r>
-        <w:rPr>
-          <w:rFonts w:hint="default" w:ascii="Calibri" w:hAnsi="Calibri" w:eastAsia="SimSun" w:cs="Calibri"/>
-          <w:sz w:val="22"/>
-          <w:szCs w:val="22"/>
-        </w:rPr>
-        <w:t xml:space="preserve"> that streamlined short-term validation cycles; reduced operational turnaround time by </w:t>
-      </w:r>
-      <w:r>
-        <w:rPr>
-          <w:rFonts w:hint="default" w:ascii="Calibri" w:hAnsi="Calibri" w:eastAsia="SimSun" w:cs="Calibri"/>
-          <w:b/>
-          <w:bCs/>
-          <w:sz w:val="22"/>
-          <w:szCs w:val="22"/>
-        </w:rPr>
-        <w:t>over 80%</w:t>
-      </w:r>
-      <w:r>
-        <w:rPr>
-          <w:rFonts w:hint="default" w:ascii="Calibri" w:hAnsi="Calibri" w:eastAsia="SimSun" w:cs="Calibri"/>
-          <w:sz w:val="22"/>
-          <w:szCs w:val="22"/>
-        </w:rPr>
-        <w:t xml:space="preserve"> while ensuring real-time data reliability.</w:t>
+          <w:rFonts xmlns:w="http://schemas.openxmlformats.org/wordprocessingml/2006/main" w:hint="default" w:ascii="Calibri" w:hAnsi="Calibri" w:eastAsia="SimSun" w:cs="Calibri"/>
+          <w:b xmlns:w="http://schemas.openxmlformats.org/wordprocessingml/2006/main"/>
+          <w:bCs xmlns:w="http://schemas.openxmlformats.org/wordprocessingml/2006/main"/>
+          <w:sz xmlns:w="http://schemas.openxmlformats.org/wordprocessingml/2006/main" w:val="22"/>
+          <w:szCs xmlns:w="http://schemas.openxmlformats.org/wordprocessingml/2006/main" w:val="22"/>
+        </w:rPr>
+        <w:t>Translated complex transactional telemetry into executive strategies </w:t>
+      </w:r>
+      <w:r>
+        <w:rPr>
+          <w:rFonts xmlns:w="http://schemas.openxmlformats.org/wordprocessingml/2006/main" w:hint="default" w:ascii="Calibri" w:hAnsi="Calibri" w:eastAsia="SimSun" w:cs="Calibri"/>
+          <w:bCs xmlns:w="http://schemas.openxmlformats.org/wordprocessingml/2006/main"/>
+          <w:sz xmlns:w="http://schemas.openxmlformats.org/wordprocessingml/2006/main" w:val="22"/>
+          <w:szCs xmlns:w="http://schemas.openxmlformats.org/wordprocessingml/2006/main" w:val="22"/>
+        </w:rPr>
+        <w:t xml:space="preserve">by developing semantic models and Key Operating Metric (KOM) dashboards in Power BI (DAX) and Tableau to support data-driven decision making across stakeholder groups.</w:t>
       </w:r>
     </w:p>
     <w:p>
@@ -1414,7 +1202,7 @@
           <w:bCs xmlns:w="http://schemas.openxmlformats.org/wordprocessingml/2006/main"/>
           <w:lang xmlns:w="http://schemas.openxmlformats.org/wordprocessingml/2006/main" w:bidi="ar-SA"/>
         </w:rPr>
-        <w:t>Petrochemical Engineering Analyst</w:t>
+        <w:t>Business Intelligence &amp; Decision Analytics Specialist</w:t>
       </w:r>
     </w:p>
     <w:p>
@@ -1444,7 +1232,7 @@
           <w:sz xmlns:w="http://schemas.openxmlformats.org/wordprocessingml/2006/main" w:val="22"/>
           <w:szCs xmlns:w="http://schemas.openxmlformats.org/wordprocessingml/2006/main" w:val="22"/>
         </w:rPr>
-        <w:t>Analyzed complex operational datasets and process parameters </w:t>
+        <w:t>Designed and optimized complex SQL queries, stored procedures </w:t>
       </w:r>
       <w:r>
         <w:rPr>
@@ -1453,7 +1241,7 @@
           <w:sz xmlns:w="http://schemas.openxmlformats.org/wordprocessingml/2006/main" w:val="22"/>
           <w:szCs xmlns:w="http://schemas.openxmlformats.org/wordprocessingml/2006/main" w:val="22"/>
         </w:rPr>
-        <w:t xml:space="preserve">to identify bottlenecks, troubleshoot system anomalies, and recommend data-driven corrective actions for industrial processes.</w:t>
+        <w:t xml:space="preserve">and data transformations across relational database systems to support robust business applications, reporting products, and automated integration workflows.</w:t>
       </w:r>
     </w:p>
     <w:p>
@@ -1483,7 +1271,7 @@
           <w:sz xmlns:w="http://schemas.openxmlformats.org/wordprocessingml/2006/main" w:val="22"/>
           <w:szCs xmlns:w="http://schemas.openxmlformats.org/wordprocessingml/2006/main" w:val="22"/>
         </w:rPr>
-        <w:t>Managed technical documentation, workflow schedules, and compliance </w:t>
+        <w:t>Created interactive executive dashboards and semantic data models </w:t>
       </w:r>
       <w:r>
         <w:rPr>
@@ -1492,7 +1280,7 @@
           <w:sz xmlns:w="http://schemas.openxmlformats.org/wordprocessingml/2006/main" w:val="22"/>
           <w:szCs xmlns:w="http://schemas.openxmlformats.org/wordprocessingml/2006/main" w:val="22"/>
         </w:rPr>
-        <w:t xml:space="preserve">reports, coordinating closely with cross-functional teams to meet strict project milestones and quality standards.</w:t>
+        <w:t xml:space="preserve">using Power BI and Tableau, translating intricate operational metrics into actionable insights and strategic visibility for leadership.</w:t>
       </w:r>
     </w:p>
     <w:p>
@@ -1523,7 +1311,7 @@
           <w:sz xmlns:w="http://schemas.openxmlformats.org/wordprocessingml/2006/main" w:val="22"/>
           <w:szCs xmlns:w="http://schemas.openxmlformats.org/wordprocessingml/2006/main" w:val="22"/>
         </w:rPr>
-        <w:t>Implemented process automation improvements and data validation checks </w:t>
+        <w:t>Streamlined data-ingestion, extraction, transformation, and loading </w:t>
       </w:r>
       <w:r>
         <w:rPr>
@@ -1532,7 +1320,7 @@
           <w:sz xmlns:w="http://schemas.openxmlformats.org/wordprocessingml/2006/main" w:val="22"/>
           <w:szCs xmlns:w="http://schemas.openxmlformats.org/wordprocessingml/2006/main" w:val="22"/>
         </w:rPr>
-        <w:t xml:space="preserve">to streamline operational workflows, reduce manual errors, and enhance overall system reliability.</w:t>
+        <w:t xml:space="preserve">(ETL) processes, applying rigorous data quality validation checks and performance tuning to eliminate recurring defects and enhance system reliability.</w:t>
       </w:r>
     </w:p>
     <w:p>
@@ -1561,7 +1349,7 @@
           <w:sz xmlns:w="http://schemas.openxmlformats.org/wordprocessingml/2006/main" w:val="22"/>
           <w:szCs xmlns:w="http://schemas.openxmlformats.org/wordprocessingml/2006/main" w:val="22"/>
         </w:rPr>
-        <w:t>Co-engineered the enterprise-wide Data Advocacy &amp; Governance Program</w:t>
+        <w:t>Collaborated with cross-functional technical teams </w:t>
       </w:r>
       <w:r>
         <w:rPr>
@@ -1570,7 +1358,7 @@
           <w:sz xmlns:w="http://schemas.openxmlformats.org/wordprocessingml/2006/main" w:val="22"/>
           <w:szCs xmlns:w="http://schemas.openxmlformats.org/wordprocessingml/2006/main" w:val="22"/>
         </w:rPr>
-        <w:t xml:space="preserve"> across insurance portfolios, establishing foundational frameworks for data democratization and organizational accountability.</w:t>
+        <w:t xml:space="preserve">to troubleshoot complex defects, perform root-cause analysis, and deliver maintainable enhancements for cloud-based reporting and automation platforms.</w:t>
       </w:r>
     </w:p>
     <w:p>
